--- a/course-pdfs/10_AI_Specializations.docx
+++ b/course-pdfs/10_AI_Specializations.docx
@@ -25,7 +25,7 @@
       </w:pPr>
       <w:r>
         <w:rPr/>
-        <w:t>Lesson 1: AI პედაგოგებისთვის — მომავლის მასწავლებელი</w:t>
+        <w:t>Lesson 1: AI პედაგოგებისთვის — გაკვეთილის დაგეგმვა და მასალების შექმნა</w:t>
       </w:r>
     </w:p>
     <w:p>
@@ -46,7 +46,7 @@
       </w:pPr>
       <w:r>
         <w:rPr/>
-        <w:t>AI გაკვეთილის გეგმის გენერაცია (მათემატიკა, ენები, მეცნიერება)</w:t>
+        <w:t>გაკვეთილის გეგმის გენერაცია: ბლუმის ტაქსონომიით სტრუქტურირებული 45-წუთიანი გეგმა (ცოდნა → გაგება → გამოყენება → ანალიზი → სინთეზი → შეფასება), დიფერენცირება 3 დონისთვის, პრომპტ-შაბლონები მათემატიკის, ენების, საბუნებისმეტყველო საგნებისთვის</w:t>
       </w:r>
     </w:p>
     <w:p>
@@ -67,7 +67,7 @@
       </w:pPr>
       <w:r>
         <w:rPr/>
-        <w:t>მოსწავლეების ინდივიდუალური შეფასება AI-ით</w:t>
+        <w:t>სასწავლო მასალების გენერაცია: worksheets, interactive activities, flashcards, vocabulary lists, reading comprehension, graphic organizers, lab instructions — ყველა AI-ით, grade level-ის მიხედვით</w:t>
       </w:r>
     </w:p>
     <w:p>
@@ -88,7 +88,7 @@
       </w:pPr>
       <w:r>
         <w:rPr/>
-        <w:t>სასწავლო მასალების და ტესტების ავტომატური შექმნა</w:t>
+        <w:t>ტესტირება და შეფასება: მრავალტიპიანი ტესტები (MCQ, true/false, open-ended, matching, fill-in-blank), რუბრიკების შექმნა, formative vs summative assessment, question difficulty balancing, ავტომატური grading</w:t>
       </w:r>
     </w:p>
     <w:p>
@@ -109,7 +109,7 @@
       </w:pPr>
       <w:r>
         <w:rPr/>
-        <w:t>მშობლებთან კომუნიკაციის ავტომატიზაცია</w:t>
+        <w:t>ინდივიდუალური სასწავლო გეგმა (ILP): learning style detection (visual, auditory, kinesthetic, reading/writing), personalized material adaptation, gifted student enrichment, struggling student scaffolding, IEP support</w:t>
       </w:r>
     </w:p>
     <w:p>
@@ -130,19 +130,19 @@
       </w:pPr>
       <w:r>
         <w:rPr/>
-        <w:t>სპეციალური საჭიროებების მოსწავლეებისთვის AI ადაპტაცია</w:t>
-      </w:r>
-    </w:p>
-    <w:p>
-      <w:pPr>
-        <w:pStyle w:val="BodyText"/>
-        <w:bidi w:val="0"/>
-        <w:jc w:val="start"/>
-        <w:rPr/>
-      </w:pPr>
-      <w:r>
-        <w:rPr/>
-        <w:t>Lesson 2: AI უძრავი ქონებისთვის — გაყიდვები და ვიზუალიზაცია</w:t>
+        <w:t>მშობლებთან კომუნიკაცია: პროგრეს-რეპორტი ავტომატურად, parent-teacher conference preparation, newsletter, behavior notes, positive feedback messages, communication templates</w:t>
+      </w:r>
+    </w:p>
+    <w:p>
+      <w:pPr>
+        <w:pStyle w:val="BodyText"/>
+        <w:bidi w:val="0"/>
+        <w:jc w:val="start"/>
+        <w:rPr/>
+      </w:pPr>
+      <w:r>
+        <w:rPr/>
+        <w:t>Lesson 2: AI პედაგოგებისთვის — საკლასო მართვა და ტექნოლოგიები</w:t>
       </w:r>
     </w:p>
     <w:p>
@@ -163,7 +163,7 @@
       </w:pPr>
       <w:r>
         <w:rPr/>
-        <w:t>AI ლისტინგის აღწერების და მარკეტინგის გენერაცია</w:t>
+        <w:t>საკლასო მართვა: attendance automation, seating optimization, behavior tracking + pattern recognition, intervention strategies AI recommendation, positive reinforcement system</w:t>
       </w:r>
     </w:p>
     <w:p>
@@ -184,7 +184,7 @@
       </w:pPr>
       <w:r>
         <w:rPr/>
-        <w:t>ვირტუალური სტეიჯინგი და 3D ვიზუალიზაცია AI-ით</w:t>
+        <w:t>სპეციალური საჭიროებების მხარდაჭერა: dyslexia-friendly materials, ADHD-friendly structure, autism spectrum adaptations, ESL/ELL support, multilingual classroom, universal design for learning (UDL)</w:t>
       </w:r>
     </w:p>
     <w:p>
@@ -205,7 +205,7 @@
       </w:pPr>
       <w:r>
         <w:rPr/>
-        <w:t>ფასების ანალიზი და ბაზრის პროგნოზირება</w:t>
+        <w:t>ციფრული კლასრუმი: Google Classroom/Canvas + AI integration, flipped classroom model, Kahoot/Quizlet/Nearpod AI features, gamification strategies, student engagement metrics</w:t>
       </w:r>
     </w:p>
     <w:p>
@@ -226,7 +226,7 @@
       </w:pPr>
       <w:r>
         <w:rPr/>
-        <w:t>AI ჩატბოტები უძრავი ქონების კონსულტაციისთვის</w:t>
+        <w:t>ადმინისტრაციული ავტომატიზაცია: grade book management, report card comments AI-ით, timetable optimization, substitute teacher plans, field trip planning, year-end reports</w:t>
       </w:r>
     </w:p>
     <w:p>
@@ -247,19 +247,19 @@
       </w:pPr>
       <w:r>
         <w:rPr/>
-        <w:t>ლიდების გენერაცია და მართვა AI-ით</w:t>
-      </w:r>
-    </w:p>
-    <w:p>
-      <w:pPr>
-        <w:pStyle w:val="BodyText"/>
-        <w:bidi w:val="0"/>
-        <w:jc w:val="start"/>
-        <w:rPr/>
-      </w:pPr>
-      <w:r>
-        <w:rPr/>
-        <w:t>Lesson 3: AI ელექტრონული კომერციისთვის — ონლაინ მაღაზიების მართვა</w:t>
+        <w:t>პროფესიული განვითარება: AI-ით resource curation, peer observation feedback analysis, professional development plan, action research support, conference presentation preparation</w:t>
+      </w:r>
+    </w:p>
+    <w:p>
+      <w:pPr>
+        <w:pStyle w:val="BodyText"/>
+        <w:bidi w:val="0"/>
+        <w:jc w:val="start"/>
+        <w:rPr/>
+      </w:pPr>
+      <w:r>
+        <w:rPr/>
+        <w:t>Lesson 3: AI პედაგოგებისთვის — Advanced სტრატეგიები</w:t>
       </w:r>
     </w:p>
     <w:p>
@@ -280,7 +280,7 @@
       </w:pPr>
       <w:r>
         <w:rPr/>
-        <w:t>პროდუქტის აღწერების და SEO-ის ავტომატური გენერაცია</w:t>
+        <w:t>AI-Powered Tutoring: როგორ გამოვიყენოთ AI tutor (ChatGPT, Claude) მოსწავლეების დამატებითი მხარდაჭერისთვის, homework help policies, academic integrity guidelines, parent education about AI</w:t>
       </w:r>
     </w:p>
     <w:p>
@@ -301,7 +301,7 @@
       </w:pPr>
       <w:r>
         <w:rPr/>
-        <w:t>AI ფასწარმოქმნის სტრატეგიები (Dynamic Pricing)</w:t>
+        <w:t>პროექტზე დაფუძნებული სწავლება (PBL): project ideas generation AI-ით, rubric creation, milestone tracking, student collaboration tools, presentation coaching, peer evaluation</w:t>
       </w:r>
     </w:p>
     <w:p>
@@ -322,7 +322,7 @@
       </w:pPr>
       <w:r>
         <w:rPr/>
-        <w:t>პერსონალიზებული რეკომენდაციების სისტემა</w:t>
+        <w:t>Assessment Analytics: student performance trend analysis, class-wide pattern detection, early intervention triggers, data-driven instruction adjustment, progress monitoring systems</w:t>
       </w:r>
     </w:p>
     <w:p>
@@ -343,7 +343,7 @@
       </w:pPr>
       <w:r>
         <w:rPr/>
-        <w:t>მომარაგების ჯაჭვის (Supply Chain) ოპტიმიზაცია AI-ით</w:t>
+        <w:t>კურიკულუმის განვითარება: curriculum mapping AI-ით, standards alignment verification, scope and sequence planning, cross-curricular connections, resource curation by standard</w:t>
       </w:r>
     </w:p>
     <w:p>
@@ -364,7 +364,826 @@
       </w:pPr>
       <w:r>
         <w:rPr/>
-        <w:t>კლიენტების მომსახურების ავტომატიზაცია ონლაინ მაღაზიისთვის</w:t>
+        <w:t>მომავლის უნარები: AI literacy curriculum for students, digital citizenship, critical thinking about AI, computational thinking integration, preparing students for AI workplace</w:t>
+      </w:r>
+    </w:p>
+    <w:p>
+      <w:pPr>
+        <w:pStyle w:val="BodyText"/>
+        <w:bidi w:val="0"/>
+        <w:jc w:val="start"/>
+        <w:rPr/>
+      </w:pPr>
+      <w:r>
+        <w:rPr/>
+        <w:t>Lesson 4: AI უძრავი ქონება — ლისტინგი და მარკეტინგი</w:t>
+      </w:r>
+    </w:p>
+    <w:p>
+      <w:pPr>
+        <w:pStyle w:val="BodyText"/>
+        <w:numPr>
+          <w:ilvl w:val="0"/>
+          <w:numId w:val="5"/>
+        </w:numPr>
+        <w:tabs>
+          <w:tab w:val="clear" w:pos="709"/>
+          <w:tab w:val="left" w:pos="709" w:leader="none"/>
+        </w:tabs>
+        <w:bidi w:val="0"/>
+        <w:ind w:hanging="283" w:start="709"/>
+        <w:jc w:val="start"/>
+        <w:rPr/>
+      </w:pPr>
+      <w:r>
+        <w:rPr/>
+        <w:t>ლისტინგის აღწერები AI-ით: property features → compelling copy, SEO optimization, emotional triggers, neighborhood highlights, multi-language listings, A/B testing descriptions</w:t>
+      </w:r>
+    </w:p>
+    <w:p>
+      <w:pPr>
+        <w:pStyle w:val="BodyText"/>
+        <w:numPr>
+          <w:ilvl w:val="0"/>
+          <w:numId w:val="5"/>
+        </w:numPr>
+        <w:tabs>
+          <w:tab w:val="clear" w:pos="709"/>
+          <w:tab w:val="left" w:pos="709" w:leader="none"/>
+        </w:tabs>
+        <w:bidi w:val="0"/>
+        <w:ind w:hanging="283" w:start="709"/>
+        <w:jc w:val="start"/>
+        <w:rPr/>
+      </w:pPr>
+      <w:r>
+        <w:rPr/>
+        <w:t>ვირტუალური სტეიჯინგი: ცარიელი ოთახების მოწყობა AI-ით (Virtual Staging AI, REimagineHome), renovation visualization, 3D floor plans, virtual tours, before/after transformations</w:t>
+      </w:r>
+    </w:p>
+    <w:p>
+      <w:pPr>
+        <w:pStyle w:val="BodyText"/>
+        <w:numPr>
+          <w:ilvl w:val="0"/>
+          <w:numId w:val="5"/>
+        </w:numPr>
+        <w:tabs>
+          <w:tab w:val="clear" w:pos="709"/>
+          <w:tab w:val="left" w:pos="709" w:leader="none"/>
+        </w:tabs>
+        <w:bidi w:val="0"/>
+        <w:ind w:hanging="283" w:start="709"/>
+        <w:jc w:val="start"/>
+        <w:rPr/>
+      </w:pPr>
+      <w:r>
+        <w:rPr/>
+        <w:t>მარკეტინგის ავტომატიზაცია: ახალი ლისტინგის → ავტომატური social posts + email blast + SMS notification, video tour scripts AI-ით, open house promotion, just sold campaigns</w:t>
+      </w:r>
+    </w:p>
+    <w:p>
+      <w:pPr>
+        <w:pStyle w:val="BodyText"/>
+        <w:numPr>
+          <w:ilvl w:val="0"/>
+          <w:numId w:val="5"/>
+        </w:numPr>
+        <w:tabs>
+          <w:tab w:val="clear" w:pos="709"/>
+          <w:tab w:val="left" w:pos="709" w:leader="none"/>
+        </w:tabs>
+        <w:bidi w:val="0"/>
+        <w:ind w:hanging="283" w:start="709"/>
+        <w:jc w:val="start"/>
+        <w:rPr/>
+      </w:pPr>
+      <w:r>
+        <w:rPr/>
+        <w:t>ციფრული presence: real estate website optimization, IDX integration, blog content AI-ით (market updates, buyer/seller guides, neighborhood guides), YouTube channel strategy</w:t>
+      </w:r>
+    </w:p>
+    <w:p>
+      <w:pPr>
+        <w:pStyle w:val="BodyText"/>
+        <w:numPr>
+          <w:ilvl w:val="0"/>
+          <w:numId w:val="5"/>
+        </w:numPr>
+        <w:tabs>
+          <w:tab w:val="clear" w:pos="709"/>
+          <w:tab w:val="left" w:pos="709" w:leader="none"/>
+        </w:tabs>
+        <w:bidi w:val="0"/>
+        <w:ind w:hanging="283" w:start="709"/>
+        <w:jc w:val="start"/>
+        <w:rPr/>
+      </w:pPr>
+      <w:r>
+        <w:rPr/>
+        <w:t>ბრენდინგი: personal brand strategy for agents, professional headshots + AI enhancement, brand consistency across channels, testimonial collection automation, referral marketing</w:t>
+      </w:r>
+    </w:p>
+    <w:p>
+      <w:pPr>
+        <w:pStyle w:val="BodyText"/>
+        <w:bidi w:val="0"/>
+        <w:jc w:val="start"/>
+        <w:rPr/>
+      </w:pPr>
+      <w:r>
+        <w:rPr/>
+        <w:t>Lesson 5: AI უძრავი ქონება — გაყიდვები და ანალიტიკა</w:t>
+      </w:r>
+    </w:p>
+    <w:p>
+      <w:pPr>
+        <w:pStyle w:val="BodyText"/>
+        <w:numPr>
+          <w:ilvl w:val="0"/>
+          <w:numId w:val="6"/>
+        </w:numPr>
+        <w:tabs>
+          <w:tab w:val="clear" w:pos="709"/>
+          <w:tab w:val="left" w:pos="709" w:leader="none"/>
+        </w:tabs>
+        <w:bidi w:val="0"/>
+        <w:ind w:hanging="283" w:start="709"/>
+        <w:jc w:val="start"/>
+        <w:rPr/>
+      </w:pPr>
+      <w:r>
+        <w:rPr/>
+        <w:t>ლიდების მართვა: real estate CRM setup (Follow Up Boss, kvCORE, LionDesk), lead source tracking, automatic lead qualification chatbot, drip campaigns by buyer type, speed-to-lead optimization</w:t>
+      </w:r>
+    </w:p>
+    <w:p>
+      <w:pPr>
+        <w:pStyle w:val="BodyText"/>
+        <w:numPr>
+          <w:ilvl w:val="0"/>
+          <w:numId w:val="6"/>
+        </w:numPr>
+        <w:tabs>
+          <w:tab w:val="clear" w:pos="709"/>
+          <w:tab w:val="left" w:pos="709" w:leader="none"/>
+        </w:tabs>
+        <w:bidi w:val="0"/>
+        <w:ind w:hanging="283" w:start="709"/>
+        <w:jc w:val="start"/>
+        <w:rPr/>
+      </w:pPr>
+      <w:r>
+        <w:rPr/>
+        <w:t>ფასების სტრატეგია: comparative market analysis (CMA) AI-ით, pricing models (comparable sales, market conditions, seasonal), negotiation preparation, counter-offer strategy, price reduction timing</w:t>
+      </w:r>
+    </w:p>
+    <w:p>
+      <w:pPr>
+        <w:pStyle w:val="BodyText"/>
+        <w:numPr>
+          <w:ilvl w:val="0"/>
+          <w:numId w:val="6"/>
+        </w:numPr>
+        <w:tabs>
+          <w:tab w:val="clear" w:pos="709"/>
+          <w:tab w:val="left" w:pos="709" w:leader="none"/>
+        </w:tabs>
+        <w:bidi w:val="0"/>
+        <w:ind w:hanging="283" w:start="709"/>
+        <w:jc w:val="start"/>
+        <w:rPr/>
+      </w:pPr>
+      <w:r>
+        <w:rPr/>
+        <w:t>კლიენტთან კომუნიკაცია: buyer consultation preparation AI-ით, seller listing presentation, objection handling scripts (top 15 objections), contract explanation in plain language, closing process guide</w:t>
+      </w:r>
+    </w:p>
+    <w:p>
+      <w:pPr>
+        <w:pStyle w:val="BodyText"/>
+        <w:numPr>
+          <w:ilvl w:val="0"/>
+          <w:numId w:val="6"/>
+        </w:numPr>
+        <w:tabs>
+          <w:tab w:val="clear" w:pos="709"/>
+          <w:tab w:val="left" w:pos="709" w:leader="none"/>
+        </w:tabs>
+        <w:bidi w:val="0"/>
+        <w:ind w:hanging="283" w:start="709"/>
+        <w:jc w:val="start"/>
+        <w:rPr/>
+      </w:pPr>
+      <w:r>
+        <w:rPr/>
+        <w:t>ბაზრის ანალიზი: market trend analysis AI-ით, investment property ROI calculator, neighborhood comparison, demographic trend prediction, market timing indicators</w:t>
+      </w:r>
+    </w:p>
+    <w:p>
+      <w:pPr>
+        <w:pStyle w:val="BodyText"/>
+        <w:numPr>
+          <w:ilvl w:val="0"/>
+          <w:numId w:val="6"/>
+        </w:numPr>
+        <w:tabs>
+          <w:tab w:val="clear" w:pos="709"/>
+          <w:tab w:val="left" w:pos="709" w:leader="none"/>
+        </w:tabs>
+        <w:bidi w:val="0"/>
+        <w:ind w:hanging="283" w:start="709"/>
+        <w:jc w:val="start"/>
+        <w:rPr/>
+      </w:pPr>
+      <w:r>
+        <w:rPr/>
+        <w:t>Post-Sale და Referrals: move-in checklist, home maintenance reminders, anniversary/holiday touchpoints, referral program automation, Google review request sequence, sphere of influence nurturing</w:t>
+      </w:r>
+    </w:p>
+    <w:p>
+      <w:pPr>
+        <w:pStyle w:val="BodyText"/>
+        <w:bidi w:val="0"/>
+        <w:jc w:val="start"/>
+        <w:rPr/>
+      </w:pPr>
+      <w:r>
+        <w:rPr/>
+        <w:t>Lesson 6: AI უძრავი ქონება — ჩატბოტი და ოპერაციები</w:t>
+      </w:r>
+    </w:p>
+    <w:p>
+      <w:pPr>
+        <w:pStyle w:val="BodyText"/>
+        <w:numPr>
+          <w:ilvl w:val="0"/>
+          <w:numId w:val="7"/>
+        </w:numPr>
+        <w:tabs>
+          <w:tab w:val="clear" w:pos="709"/>
+          <w:tab w:val="left" w:pos="709" w:leader="none"/>
+        </w:tabs>
+        <w:bidi w:val="0"/>
+        <w:ind w:hanging="283" w:start="709"/>
+        <w:jc w:val="start"/>
+        <w:rPr/>
+      </w:pPr>
+      <w:r>
+        <w:rPr/>
+        <w:t>AI ჩატბოტი უძრავი ქონებისთვის: 24/7 property inquiry bot, qualifying questions flow (budget, timeline, preferences), appointment booking automation, property matching, multi-language support</w:t>
+      </w:r>
+    </w:p>
+    <w:p>
+      <w:pPr>
+        <w:pStyle w:val="BodyText"/>
+        <w:numPr>
+          <w:ilvl w:val="0"/>
+          <w:numId w:val="7"/>
+        </w:numPr>
+        <w:tabs>
+          <w:tab w:val="clear" w:pos="709"/>
+          <w:tab w:val="left" w:pos="709" w:leader="none"/>
+        </w:tabs>
+        <w:bidi w:val="0"/>
+        <w:ind w:hanging="283" w:start="709"/>
+        <w:jc w:val="start"/>
+        <w:rPr/>
+      </w:pPr>
+      <w:r>
+        <w:rPr/>
+        <w:t>Transaction Management: transaction checklist automation, deadline tracking, document management, compliance verification, closing coordination, post-closing tasks</w:t>
+      </w:r>
+    </w:p>
+    <w:p>
+      <w:pPr>
+        <w:pStyle w:val="BodyText"/>
+        <w:numPr>
+          <w:ilvl w:val="0"/>
+          <w:numId w:val="7"/>
+        </w:numPr>
+        <w:tabs>
+          <w:tab w:val="clear" w:pos="709"/>
+          <w:tab w:val="left" w:pos="709" w:leader="none"/>
+        </w:tabs>
+        <w:bidi w:val="0"/>
+        <w:ind w:hanging="283" w:start="709"/>
+        <w:jc w:val="start"/>
+        <w:rPr/>
+      </w:pPr>
+      <w:r>
+        <w:rPr/>
+        <w:t>ანალიტიკა: listing performance dashboards, lead source ROI, marketing spend analysis, agent productivity metrics, market share tracking, conversion funnel by channel</w:t>
+      </w:r>
+    </w:p>
+    <w:p>
+      <w:pPr>
+        <w:pStyle w:val="BodyText"/>
+        <w:numPr>
+          <w:ilvl w:val="0"/>
+          <w:numId w:val="7"/>
+        </w:numPr>
+        <w:tabs>
+          <w:tab w:val="clear" w:pos="709"/>
+          <w:tab w:val="left" w:pos="709" w:leader="none"/>
+        </w:tabs>
+        <w:bidi w:val="0"/>
+        <w:ind w:hanging="283" w:start="709"/>
+        <w:jc w:val="start"/>
+        <w:rPr/>
+      </w:pPr>
+      <w:r>
+        <w:rPr/>
+        <w:t>Team Management: agent onboarding automation, training material creation AI-ით, performance coaching with data, commission tracking, team communication optimization</w:t>
+      </w:r>
+    </w:p>
+    <w:p>
+      <w:pPr>
+        <w:pStyle w:val="BodyText"/>
+        <w:numPr>
+          <w:ilvl w:val="0"/>
+          <w:numId w:val="7"/>
+        </w:numPr>
+        <w:tabs>
+          <w:tab w:val="clear" w:pos="709"/>
+          <w:tab w:val="left" w:pos="709" w:leader="none"/>
+        </w:tabs>
+        <w:bidi w:val="0"/>
+        <w:ind w:hanging="283" w:start="709"/>
+        <w:jc w:val="start"/>
+        <w:rPr/>
+      </w:pPr>
+      <w:r>
+        <w:rPr/>
+        <w:t>სამართლებრივი compliance: fair housing compliance check AI-ით, advertising regulations, disclosure requirements, contract review assistance, continuing education tracking</w:t>
+      </w:r>
+    </w:p>
+    <w:p>
+      <w:pPr>
+        <w:pStyle w:val="BodyText"/>
+        <w:bidi w:val="0"/>
+        <w:jc w:val="start"/>
+        <w:rPr/>
+      </w:pPr>
+      <w:r>
+        <w:rPr/>
+        <w:t>Lesson 7: AI E-commerce — მაღაზიის აწყობა და მართვა</w:t>
+      </w:r>
+    </w:p>
+    <w:p>
+      <w:pPr>
+        <w:pStyle w:val="BodyText"/>
+        <w:numPr>
+          <w:ilvl w:val="0"/>
+          <w:numId w:val="8"/>
+        </w:numPr>
+        <w:tabs>
+          <w:tab w:val="clear" w:pos="709"/>
+          <w:tab w:val="left" w:pos="709" w:leader="none"/>
+        </w:tabs>
+        <w:bidi w:val="0"/>
+        <w:ind w:hanging="283" w:start="709"/>
+        <w:jc w:val="start"/>
+        <w:rPr/>
+      </w:pPr>
+      <w:r>
+        <w:rPr/>
+        <w:t>პროდუქტის აღწერები: SEO-optimized descriptions batch generation, feature-to-benefit transformation, A/B testing copy, multilingual descriptions, Amazon/eBay listing optimization</w:t>
+      </w:r>
+    </w:p>
+    <w:p>
+      <w:pPr>
+        <w:pStyle w:val="BodyText"/>
+        <w:numPr>
+          <w:ilvl w:val="0"/>
+          <w:numId w:val="8"/>
+        </w:numPr>
+        <w:tabs>
+          <w:tab w:val="clear" w:pos="709"/>
+          <w:tab w:val="left" w:pos="709" w:leader="none"/>
+        </w:tabs>
+        <w:bidi w:val="0"/>
+        <w:ind w:hanging="283" w:start="709"/>
+        <w:jc w:val="start"/>
+        <w:rPr/>
+      </w:pPr>
+      <w:r>
+        <w:rPr/>
+        <w:t>Dynamic Pricing: competitor price monitoring (Prisync, Competera), demand elasticity analysis, time-based pricing, markdown optimization, bundle pricing strategy, price testing framework</w:t>
+      </w:r>
+    </w:p>
+    <w:p>
+      <w:pPr>
+        <w:pStyle w:val="BodyText"/>
+        <w:numPr>
+          <w:ilvl w:val="0"/>
+          <w:numId w:val="8"/>
+        </w:numPr>
+        <w:tabs>
+          <w:tab w:val="clear" w:pos="709"/>
+          <w:tab w:val="left" w:pos="709" w:leader="none"/>
+        </w:tabs>
+        <w:bidi w:val="0"/>
+        <w:ind w:hanging="283" w:start="709"/>
+        <w:jc w:val="start"/>
+        <w:rPr/>
+      </w:pPr>
+      <w:r>
+        <w:rPr/>
+        <w:t>ინვენტარის მართვა: demand forecasting AI-ით, automatic reorder points, dead stock identification, seasonal planning, supplier performance scoring, safety stock calculation</w:t>
+      </w:r>
+    </w:p>
+    <w:p>
+      <w:pPr>
+        <w:pStyle w:val="BodyText"/>
+        <w:numPr>
+          <w:ilvl w:val="0"/>
+          <w:numId w:val="8"/>
+        </w:numPr>
+        <w:tabs>
+          <w:tab w:val="clear" w:pos="709"/>
+          <w:tab w:val="left" w:pos="709" w:leader="none"/>
+        </w:tabs>
+        <w:bidi w:val="0"/>
+        <w:ind w:hanging="283" w:start="709"/>
+        <w:jc w:val="start"/>
+        <w:rPr/>
+      </w:pPr>
+      <w:r>
+        <w:rPr/>
+        <w:t>პროდუქტის ფოტოგრაფია: AI product photos (background removal, lifestyle mockups, model placement), image optimization for web, A+ content creation (Amazon), 360° product views</w:t>
+      </w:r>
+    </w:p>
+    <w:p>
+      <w:pPr>
+        <w:pStyle w:val="BodyText"/>
+        <w:numPr>
+          <w:ilvl w:val="0"/>
+          <w:numId w:val="8"/>
+        </w:numPr>
+        <w:tabs>
+          <w:tab w:val="clear" w:pos="709"/>
+          <w:tab w:val="left" w:pos="709" w:leader="none"/>
+        </w:tabs>
+        <w:bidi w:val="0"/>
+        <w:ind w:hanging="283" w:start="709"/>
+        <w:jc w:val="start"/>
+        <w:rPr/>
+      </w:pPr>
+      <w:r>
+        <w:rPr/>
+        <w:t>მომხმარებლის მხარდაჭერა: order tracking chatbot, returns/refunds automation, FAQ bot, review management (auto-respond negative, encourage positive), post-purchase email sequence</w:t>
+      </w:r>
+    </w:p>
+    <w:p>
+      <w:pPr>
+        <w:pStyle w:val="BodyText"/>
+        <w:bidi w:val="0"/>
+        <w:jc w:val="start"/>
+        <w:rPr/>
+      </w:pPr>
+      <w:r>
+        <w:rPr/>
+        <w:t>Lesson 8: AI E-commerce — მარკეტინგი და ზრდა</w:t>
+      </w:r>
+    </w:p>
+    <w:p>
+      <w:pPr>
+        <w:pStyle w:val="BodyText"/>
+        <w:numPr>
+          <w:ilvl w:val="0"/>
+          <w:numId w:val="9"/>
+        </w:numPr>
+        <w:tabs>
+          <w:tab w:val="clear" w:pos="709"/>
+          <w:tab w:val="left" w:pos="709" w:leader="none"/>
+        </w:tabs>
+        <w:bidi w:val="0"/>
+        <w:ind w:hanging="283" w:start="709"/>
+        <w:jc w:val="start"/>
+        <w:rPr/>
+      </w:pPr>
+      <w:r>
+        <w:rPr/>
+        <w:t>კონვერსიის ოპტიმიზაცია: AI A/B testing (headlines, images, CTAs, layout, checkout), cart abandonment recovery (email + SMS + retargeting), trust signal optimization, checkout flow improvement</w:t>
+      </w:r>
+    </w:p>
+    <w:p>
+      <w:pPr>
+        <w:pStyle w:val="BodyText"/>
+        <w:numPr>
+          <w:ilvl w:val="0"/>
+          <w:numId w:val="9"/>
+        </w:numPr>
+        <w:tabs>
+          <w:tab w:val="clear" w:pos="709"/>
+          <w:tab w:val="left" w:pos="709" w:leader="none"/>
+        </w:tabs>
+        <w:bidi w:val="0"/>
+        <w:ind w:hanging="283" w:start="709"/>
+        <w:jc w:val="start"/>
+        <w:rPr/>
+      </w:pPr>
+      <w:r>
+        <w:rPr/>
+        <w:t>Email და SMS მარკეტინგი: automated flows (welcome → browse abandon → cart abandon → post-purchase → win-back → re-engagement), segmentation strategy, personalization beyond {name}, SMS campaigns</w:t>
+      </w:r>
+    </w:p>
+    <w:p>
+      <w:pPr>
+        <w:pStyle w:val="BodyText"/>
+        <w:numPr>
+          <w:ilvl w:val="0"/>
+          <w:numId w:val="9"/>
+        </w:numPr>
+        <w:tabs>
+          <w:tab w:val="clear" w:pos="709"/>
+          <w:tab w:val="left" w:pos="709" w:leader="none"/>
+        </w:tabs>
+        <w:bidi w:val="0"/>
+        <w:ind w:hanging="283" w:start="709"/>
+        <w:jc w:val="start"/>
+        <w:rPr/>
+      </w:pPr>
+      <w:r>
+        <w:rPr/>
+        <w:t>სოციალური კომერცია: Instagram/TikTok Shop integration, shoppable content AI-ით, influencer collaboration management, UGC curation and reposting, live shopping preparation</w:t>
+      </w:r>
+    </w:p>
+    <w:p>
+      <w:pPr>
+        <w:pStyle w:val="BodyText"/>
+        <w:numPr>
+          <w:ilvl w:val="0"/>
+          <w:numId w:val="9"/>
+        </w:numPr>
+        <w:tabs>
+          <w:tab w:val="clear" w:pos="709"/>
+          <w:tab w:val="left" w:pos="709" w:leader="none"/>
+        </w:tabs>
+        <w:bidi w:val="0"/>
+        <w:ind w:hanging="283" w:start="709"/>
+        <w:jc w:val="start"/>
+        <w:rPr/>
+      </w:pPr>
+      <w:r>
+        <w:rPr/>
+        <w:t>ანალიტიკა: Google Analytics 4 + AI insights, conversion funnel analysis, CAC optimization, cohort analysis, LTV:CAC tracking, product performance ranking, channel attribution</w:t>
+      </w:r>
+    </w:p>
+    <w:p>
+      <w:pPr>
+        <w:pStyle w:val="BodyText"/>
+        <w:numPr>
+          <w:ilvl w:val="0"/>
+          <w:numId w:val="9"/>
+        </w:numPr>
+        <w:tabs>
+          <w:tab w:val="clear" w:pos="709"/>
+          <w:tab w:val="left" w:pos="709" w:leader="none"/>
+        </w:tabs>
+        <w:bidi w:val="0"/>
+        <w:ind w:hanging="283" w:start="709"/>
+        <w:jc w:val="start"/>
+        <w:rPr/>
+      </w:pPr>
+      <w:r>
+        <w:rPr/>
+        <w:t>მასშტაბირება: multi-channel selling (Amazon, eBay, Etsy + own store), international expansion checklist, fulfillment optimization (3PL evaluation), vendor management, marketplace advertising</w:t>
+      </w:r>
+    </w:p>
+    <w:p>
+      <w:pPr>
+        <w:pStyle w:val="BodyText"/>
+        <w:bidi w:val="0"/>
+        <w:jc w:val="start"/>
+        <w:rPr/>
+      </w:pPr>
+      <w:r>
+        <w:rPr/>
+        <w:t>Lesson 9: AI E-commerce — პერსონალიზაცია და ლოიალობა</w:t>
+      </w:r>
+    </w:p>
+    <w:p>
+      <w:pPr>
+        <w:pStyle w:val="BodyText"/>
+        <w:numPr>
+          <w:ilvl w:val="0"/>
+          <w:numId w:val="10"/>
+        </w:numPr>
+        <w:tabs>
+          <w:tab w:val="clear" w:pos="709"/>
+          <w:tab w:val="left" w:pos="709" w:leader="none"/>
+        </w:tabs>
+        <w:bidi w:val="0"/>
+        <w:ind w:hanging="283" w:start="709"/>
+        <w:jc w:val="start"/>
+        <w:rPr/>
+      </w:pPr>
+      <w:r>
+        <w:rPr/>
+        <w:t>რეკომენდაციების engine: collaborative filtering vs content-based vs hybrid, "frequently bought together" optimization, "you might also like" algorithm, homepage personalization, search results personalization</w:t>
+      </w:r>
+    </w:p>
+    <w:p>
+      <w:pPr>
+        <w:pStyle w:val="BodyText"/>
+        <w:numPr>
+          <w:ilvl w:val="0"/>
+          <w:numId w:val="10"/>
+        </w:numPr>
+        <w:tabs>
+          <w:tab w:val="clear" w:pos="709"/>
+          <w:tab w:val="left" w:pos="709" w:leader="none"/>
+        </w:tabs>
+        <w:bidi w:val="0"/>
+        <w:ind w:hanging="283" w:start="709"/>
+        <w:jc w:val="start"/>
+        <w:rPr/>
+      </w:pPr>
+      <w:r>
+        <w:rPr/>
+        <w:t>პერსონალიზებული მარკეტინგი: dynamic content by segment, behavioral trigger campaigns, predictive next purchase, personalized discount strategy, customer anniversary programs</w:t>
+      </w:r>
+    </w:p>
+    <w:p>
+      <w:pPr>
+        <w:pStyle w:val="BodyText"/>
+        <w:numPr>
+          <w:ilvl w:val="0"/>
+          <w:numId w:val="10"/>
+        </w:numPr>
+        <w:tabs>
+          <w:tab w:val="clear" w:pos="709"/>
+          <w:tab w:val="left" w:pos="709" w:leader="none"/>
+        </w:tabs>
+        <w:bidi w:val="0"/>
+        <w:ind w:hanging="283" w:start="709"/>
+        <w:jc w:val="start"/>
+        <w:rPr/>
+      </w:pPr>
+      <w:r>
+        <w:rPr/>
+        <w:t>ლოიალობის პროგრამა: points system design, tier structure optimization, personalized rewards AI-ით, referral program (double-sided incentives), gamification elements, VIP program</w:t>
+      </w:r>
+    </w:p>
+    <w:p>
+      <w:pPr>
+        <w:pStyle w:val="BodyText"/>
+        <w:numPr>
+          <w:ilvl w:val="0"/>
+          <w:numId w:val="10"/>
+        </w:numPr>
+        <w:tabs>
+          <w:tab w:val="clear" w:pos="709"/>
+          <w:tab w:val="left" w:pos="709" w:leader="none"/>
+        </w:tabs>
+        <w:bidi w:val="0"/>
+        <w:ind w:hanging="283" w:start="709"/>
+        <w:jc w:val="start"/>
+        <w:rPr/>
+      </w:pPr>
+      <w:r>
+        <w:rPr/>
+        <w:t>Customer Analytics: RFM segmentation, churn prediction for e-commerce, customer journey mapping, NPS automation, customer feedback analysis AI-ით, voice of customer program</w:t>
+      </w:r>
+    </w:p>
+    <w:p>
+      <w:pPr>
+        <w:pStyle w:val="BodyText"/>
+        <w:numPr>
+          <w:ilvl w:val="0"/>
+          <w:numId w:val="10"/>
+        </w:numPr>
+        <w:tabs>
+          <w:tab w:val="clear" w:pos="709"/>
+          <w:tab w:val="left" w:pos="709" w:leader="none"/>
+        </w:tabs>
+        <w:bidi w:val="0"/>
+        <w:ind w:hanging="283" w:start="709"/>
+        <w:jc w:val="start"/>
+        <w:rPr/>
+      </w:pPr>
+      <w:r>
+        <w:rPr/>
+        <w:t>Retention Strategy: subscription model opportunities, repeat purchase optimization, community building, exclusive access programs, customer education content, brand advocacy program</w:t>
+      </w:r>
+    </w:p>
+    <w:p>
+      <w:pPr>
+        <w:pStyle w:val="BodyText"/>
+        <w:bidi w:val="0"/>
+        <w:jc w:val="start"/>
+        <w:rPr/>
+      </w:pPr>
+      <w:r>
+        <w:rPr/>
+        <w:t>Lesson 10: AI E-commerce — Advanced ოპტიმიზაცია</w:t>
+      </w:r>
+    </w:p>
+    <w:p>
+      <w:pPr>
+        <w:pStyle w:val="BodyText"/>
+        <w:numPr>
+          <w:ilvl w:val="0"/>
+          <w:numId w:val="11"/>
+        </w:numPr>
+        <w:tabs>
+          <w:tab w:val="clear" w:pos="709"/>
+          <w:tab w:val="left" w:pos="709" w:leader="none"/>
+        </w:tabs>
+        <w:bidi w:val="0"/>
+        <w:ind w:hanging="283" w:start="709"/>
+        <w:jc w:val="start"/>
+        <w:rPr/>
+      </w:pPr>
+      <w:r>
+        <w:rPr/>
+        <w:t>SEO for E-commerce: category page optimization, product page SEO, faceted navigation handling, schema markup (Product, Review, FAQ), site architecture optimization, content hub strategy</w:t>
+      </w:r>
+    </w:p>
+    <w:p>
+      <w:pPr>
+        <w:pStyle w:val="BodyText"/>
+        <w:numPr>
+          <w:ilvl w:val="0"/>
+          <w:numId w:val="11"/>
+        </w:numPr>
+        <w:tabs>
+          <w:tab w:val="clear" w:pos="709"/>
+          <w:tab w:val="left" w:pos="709" w:leader="none"/>
+        </w:tabs>
+        <w:bidi w:val="0"/>
+        <w:ind w:hanging="283" w:start="709"/>
+        <w:jc w:val="start"/>
+        <w:rPr/>
+      </w:pPr>
+      <w:r>
+        <w:rPr/>
+        <w:t>Paid Advertising: Google Shopping optimization, Facebook/Instagram dynamic product ads, retargeting strategy (DPA, DABA), Performance Max for e-commerce, Amazon PPC, budget allocation</w:t>
+      </w:r>
+    </w:p>
+    <w:p>
+      <w:pPr>
+        <w:pStyle w:val="BodyText"/>
+        <w:numPr>
+          <w:ilvl w:val="0"/>
+          <w:numId w:val="11"/>
+        </w:numPr>
+        <w:tabs>
+          <w:tab w:val="clear" w:pos="709"/>
+          <w:tab w:val="left" w:pos="709" w:leader="none"/>
+        </w:tabs>
+        <w:bidi w:val="0"/>
+        <w:ind w:hanging="283" w:start="709"/>
+        <w:jc w:val="start"/>
+        <w:rPr/>
+      </w:pPr>
+      <w:r>
+        <w:rPr/>
+        <w:t>Supply Chain AI: supplier discovery and evaluation, purchase order automation, shipping rate optimization, delivery time prediction, returns logistics optimization, sustainability tracking</w:t>
+      </w:r>
+    </w:p>
+    <w:p>
+      <w:pPr>
+        <w:pStyle w:val="BodyText"/>
+        <w:numPr>
+          <w:ilvl w:val="0"/>
+          <w:numId w:val="11"/>
+        </w:numPr>
+        <w:tabs>
+          <w:tab w:val="clear" w:pos="709"/>
+          <w:tab w:val="left" w:pos="709" w:leader="none"/>
+        </w:tabs>
+        <w:bidi w:val="0"/>
+        <w:ind w:hanging="283" w:start="709"/>
+        <w:jc w:val="start"/>
+        <w:rPr/>
+      </w:pPr>
+      <w:r>
+        <w:rPr/>
+        <w:t>Financial Analytics: profit margin analysis by product/channel, advertising ROAS by product category, inventory turnover optimization, break-even analysis, cash flow forecasting for seasonal businesses</w:t>
+      </w:r>
+    </w:p>
+    <w:p>
+      <w:pPr>
+        <w:pStyle w:val="BodyText"/>
+        <w:numPr>
+          <w:ilvl w:val="0"/>
+          <w:numId w:val="11"/>
+        </w:numPr>
+        <w:tabs>
+          <w:tab w:val="clear" w:pos="709"/>
+          <w:tab w:val="left" w:pos="709" w:leader="none"/>
+        </w:tabs>
+        <w:bidi w:val="0"/>
+        <w:ind w:hanging="283" w:start="709"/>
+        <w:jc w:val="start"/>
+        <w:rPr/>
+      </w:pPr>
+      <w:r>
+        <w:rPr/>
+        <w:t>ტექნოლოგიური სტეკი: e-commerce platform selection (Shopify vs WooCommerce vs custom), essential apps/plugins, headless commerce considerations, performance optimization, security best practices</w:t>
       </w:r>
     </w:p>
     <w:p>
@@ -924,6 +1743,965 @@
       </w:rPr>
     </w:lvl>
   </w:abstractNum>
+  <w:abstractNum w:abstractNumId="5">
+    <w:lvl w:ilvl="0">
+      <w:start w:val="1"/>
+      <w:numFmt w:val="bullet"/>
+      <w:lvlText w:val=""/>
+      <w:lvlJc w:val="start"/>
+      <w:pPr>
+        <w:tabs>
+          <w:tab w:val="num" w:pos="709"/>
+        </w:tabs>
+        <w:ind w:start="709" w:hanging="283"/>
+      </w:pPr>
+      <w:rPr>
+        <w:rFonts w:ascii="Symbol" w:hAnsi="Symbol" w:cs="Symbol" w:hint="default"/>
+      </w:rPr>
+    </w:lvl>
+    <w:lvl w:ilvl="1">
+      <w:start w:val="1"/>
+      <w:numFmt w:val="bullet"/>
+      <w:lvlText w:val=""/>
+      <w:lvlJc w:val="start"/>
+      <w:pPr>
+        <w:tabs>
+          <w:tab w:val="num" w:pos="1418"/>
+        </w:tabs>
+        <w:ind w:start="1418" w:hanging="283"/>
+      </w:pPr>
+      <w:rPr>
+        <w:rFonts w:ascii="Symbol" w:hAnsi="Symbol" w:cs="Symbol" w:hint="default"/>
+      </w:rPr>
+    </w:lvl>
+    <w:lvl w:ilvl="2">
+      <w:start w:val="1"/>
+      <w:numFmt w:val="bullet"/>
+      <w:lvlText w:val=""/>
+      <w:lvlJc w:val="start"/>
+      <w:pPr>
+        <w:tabs>
+          <w:tab w:val="num" w:pos="2127"/>
+        </w:tabs>
+        <w:ind w:start="2127" w:hanging="283"/>
+      </w:pPr>
+      <w:rPr>
+        <w:rFonts w:ascii="Symbol" w:hAnsi="Symbol" w:cs="Symbol" w:hint="default"/>
+      </w:rPr>
+    </w:lvl>
+    <w:lvl w:ilvl="3">
+      <w:start w:val="1"/>
+      <w:numFmt w:val="bullet"/>
+      <w:lvlText w:val=""/>
+      <w:lvlJc w:val="start"/>
+      <w:pPr>
+        <w:tabs>
+          <w:tab w:val="num" w:pos="2836"/>
+        </w:tabs>
+        <w:ind w:start="2836" w:hanging="283"/>
+      </w:pPr>
+      <w:rPr>
+        <w:rFonts w:ascii="Symbol" w:hAnsi="Symbol" w:cs="Symbol" w:hint="default"/>
+      </w:rPr>
+    </w:lvl>
+    <w:lvl w:ilvl="4">
+      <w:start w:val="1"/>
+      <w:numFmt w:val="bullet"/>
+      <w:lvlText w:val=""/>
+      <w:lvlJc w:val="start"/>
+      <w:pPr>
+        <w:tabs>
+          <w:tab w:val="num" w:pos="3545"/>
+        </w:tabs>
+        <w:ind w:start="3545" w:hanging="283"/>
+      </w:pPr>
+      <w:rPr>
+        <w:rFonts w:ascii="Symbol" w:hAnsi="Symbol" w:cs="Symbol" w:hint="default"/>
+      </w:rPr>
+    </w:lvl>
+    <w:lvl w:ilvl="5">
+      <w:start w:val="1"/>
+      <w:numFmt w:val="bullet"/>
+      <w:lvlText w:val=""/>
+      <w:lvlJc w:val="start"/>
+      <w:pPr>
+        <w:tabs>
+          <w:tab w:val="num" w:pos="4254"/>
+        </w:tabs>
+        <w:ind w:start="4254" w:hanging="283"/>
+      </w:pPr>
+      <w:rPr>
+        <w:rFonts w:ascii="Symbol" w:hAnsi="Symbol" w:cs="Symbol" w:hint="default"/>
+      </w:rPr>
+    </w:lvl>
+    <w:lvl w:ilvl="6">
+      <w:start w:val="1"/>
+      <w:numFmt w:val="bullet"/>
+      <w:lvlText w:val=""/>
+      <w:lvlJc w:val="start"/>
+      <w:pPr>
+        <w:tabs>
+          <w:tab w:val="num" w:pos="4963"/>
+        </w:tabs>
+        <w:ind w:start="4963" w:hanging="283"/>
+      </w:pPr>
+      <w:rPr>
+        <w:rFonts w:ascii="Symbol" w:hAnsi="Symbol" w:cs="Symbol" w:hint="default"/>
+      </w:rPr>
+    </w:lvl>
+    <w:lvl w:ilvl="7">
+      <w:start w:val="1"/>
+      <w:numFmt w:val="bullet"/>
+      <w:lvlText w:val=""/>
+      <w:lvlJc w:val="start"/>
+      <w:pPr>
+        <w:tabs>
+          <w:tab w:val="num" w:pos="5672"/>
+        </w:tabs>
+        <w:ind w:start="5672" w:hanging="283"/>
+      </w:pPr>
+      <w:rPr>
+        <w:rFonts w:ascii="Symbol" w:hAnsi="Symbol" w:cs="Symbol" w:hint="default"/>
+      </w:rPr>
+    </w:lvl>
+    <w:lvl w:ilvl="8">
+      <w:start w:val="1"/>
+      <w:numFmt w:val="bullet"/>
+      <w:lvlText w:val=""/>
+      <w:lvlJc w:val="start"/>
+      <w:pPr>
+        <w:tabs>
+          <w:tab w:val="num" w:pos="6381"/>
+        </w:tabs>
+        <w:ind w:start="6381" w:hanging="283"/>
+      </w:pPr>
+      <w:rPr>
+        <w:rFonts w:ascii="Symbol" w:hAnsi="Symbol" w:cs="Symbol" w:hint="default"/>
+      </w:rPr>
+    </w:lvl>
+  </w:abstractNum>
+  <w:abstractNum w:abstractNumId="6">
+    <w:lvl w:ilvl="0">
+      <w:start w:val="1"/>
+      <w:numFmt w:val="bullet"/>
+      <w:lvlText w:val=""/>
+      <w:lvlJc w:val="start"/>
+      <w:pPr>
+        <w:tabs>
+          <w:tab w:val="num" w:pos="709"/>
+        </w:tabs>
+        <w:ind w:start="709" w:hanging="283"/>
+      </w:pPr>
+      <w:rPr>
+        <w:rFonts w:ascii="Symbol" w:hAnsi="Symbol" w:cs="Symbol" w:hint="default"/>
+      </w:rPr>
+    </w:lvl>
+    <w:lvl w:ilvl="1">
+      <w:start w:val="1"/>
+      <w:numFmt w:val="bullet"/>
+      <w:lvlText w:val=""/>
+      <w:lvlJc w:val="start"/>
+      <w:pPr>
+        <w:tabs>
+          <w:tab w:val="num" w:pos="1418"/>
+        </w:tabs>
+        <w:ind w:start="1418" w:hanging="283"/>
+      </w:pPr>
+      <w:rPr>
+        <w:rFonts w:ascii="Symbol" w:hAnsi="Symbol" w:cs="Symbol" w:hint="default"/>
+      </w:rPr>
+    </w:lvl>
+    <w:lvl w:ilvl="2">
+      <w:start w:val="1"/>
+      <w:numFmt w:val="bullet"/>
+      <w:lvlText w:val=""/>
+      <w:lvlJc w:val="start"/>
+      <w:pPr>
+        <w:tabs>
+          <w:tab w:val="num" w:pos="2127"/>
+        </w:tabs>
+        <w:ind w:start="2127" w:hanging="283"/>
+      </w:pPr>
+      <w:rPr>
+        <w:rFonts w:ascii="Symbol" w:hAnsi="Symbol" w:cs="Symbol" w:hint="default"/>
+      </w:rPr>
+    </w:lvl>
+    <w:lvl w:ilvl="3">
+      <w:start w:val="1"/>
+      <w:numFmt w:val="bullet"/>
+      <w:lvlText w:val=""/>
+      <w:lvlJc w:val="start"/>
+      <w:pPr>
+        <w:tabs>
+          <w:tab w:val="num" w:pos="2836"/>
+        </w:tabs>
+        <w:ind w:start="2836" w:hanging="283"/>
+      </w:pPr>
+      <w:rPr>
+        <w:rFonts w:ascii="Symbol" w:hAnsi="Symbol" w:cs="Symbol" w:hint="default"/>
+      </w:rPr>
+    </w:lvl>
+    <w:lvl w:ilvl="4">
+      <w:start w:val="1"/>
+      <w:numFmt w:val="bullet"/>
+      <w:lvlText w:val=""/>
+      <w:lvlJc w:val="start"/>
+      <w:pPr>
+        <w:tabs>
+          <w:tab w:val="num" w:pos="3545"/>
+        </w:tabs>
+        <w:ind w:start="3545" w:hanging="283"/>
+      </w:pPr>
+      <w:rPr>
+        <w:rFonts w:ascii="Symbol" w:hAnsi="Symbol" w:cs="Symbol" w:hint="default"/>
+      </w:rPr>
+    </w:lvl>
+    <w:lvl w:ilvl="5">
+      <w:start w:val="1"/>
+      <w:numFmt w:val="bullet"/>
+      <w:lvlText w:val=""/>
+      <w:lvlJc w:val="start"/>
+      <w:pPr>
+        <w:tabs>
+          <w:tab w:val="num" w:pos="4254"/>
+        </w:tabs>
+        <w:ind w:start="4254" w:hanging="283"/>
+      </w:pPr>
+      <w:rPr>
+        <w:rFonts w:ascii="Symbol" w:hAnsi="Symbol" w:cs="Symbol" w:hint="default"/>
+      </w:rPr>
+    </w:lvl>
+    <w:lvl w:ilvl="6">
+      <w:start w:val="1"/>
+      <w:numFmt w:val="bullet"/>
+      <w:lvlText w:val=""/>
+      <w:lvlJc w:val="start"/>
+      <w:pPr>
+        <w:tabs>
+          <w:tab w:val="num" w:pos="4963"/>
+        </w:tabs>
+        <w:ind w:start="4963" w:hanging="283"/>
+      </w:pPr>
+      <w:rPr>
+        <w:rFonts w:ascii="Symbol" w:hAnsi="Symbol" w:cs="Symbol" w:hint="default"/>
+      </w:rPr>
+    </w:lvl>
+    <w:lvl w:ilvl="7">
+      <w:start w:val="1"/>
+      <w:numFmt w:val="bullet"/>
+      <w:lvlText w:val=""/>
+      <w:lvlJc w:val="start"/>
+      <w:pPr>
+        <w:tabs>
+          <w:tab w:val="num" w:pos="5672"/>
+        </w:tabs>
+        <w:ind w:start="5672" w:hanging="283"/>
+      </w:pPr>
+      <w:rPr>
+        <w:rFonts w:ascii="Symbol" w:hAnsi="Symbol" w:cs="Symbol" w:hint="default"/>
+      </w:rPr>
+    </w:lvl>
+    <w:lvl w:ilvl="8">
+      <w:start w:val="1"/>
+      <w:numFmt w:val="bullet"/>
+      <w:lvlText w:val=""/>
+      <w:lvlJc w:val="start"/>
+      <w:pPr>
+        <w:tabs>
+          <w:tab w:val="num" w:pos="6381"/>
+        </w:tabs>
+        <w:ind w:start="6381" w:hanging="283"/>
+      </w:pPr>
+      <w:rPr>
+        <w:rFonts w:ascii="Symbol" w:hAnsi="Symbol" w:cs="Symbol" w:hint="default"/>
+      </w:rPr>
+    </w:lvl>
+  </w:abstractNum>
+  <w:abstractNum w:abstractNumId="7">
+    <w:lvl w:ilvl="0">
+      <w:start w:val="1"/>
+      <w:numFmt w:val="bullet"/>
+      <w:lvlText w:val=""/>
+      <w:lvlJc w:val="start"/>
+      <w:pPr>
+        <w:tabs>
+          <w:tab w:val="num" w:pos="709"/>
+        </w:tabs>
+        <w:ind w:start="709" w:hanging="283"/>
+      </w:pPr>
+      <w:rPr>
+        <w:rFonts w:ascii="Symbol" w:hAnsi="Symbol" w:cs="Symbol" w:hint="default"/>
+      </w:rPr>
+    </w:lvl>
+    <w:lvl w:ilvl="1">
+      <w:start w:val="1"/>
+      <w:numFmt w:val="bullet"/>
+      <w:lvlText w:val=""/>
+      <w:lvlJc w:val="start"/>
+      <w:pPr>
+        <w:tabs>
+          <w:tab w:val="num" w:pos="1418"/>
+        </w:tabs>
+        <w:ind w:start="1418" w:hanging="283"/>
+      </w:pPr>
+      <w:rPr>
+        <w:rFonts w:ascii="Symbol" w:hAnsi="Symbol" w:cs="Symbol" w:hint="default"/>
+      </w:rPr>
+    </w:lvl>
+    <w:lvl w:ilvl="2">
+      <w:start w:val="1"/>
+      <w:numFmt w:val="bullet"/>
+      <w:lvlText w:val=""/>
+      <w:lvlJc w:val="start"/>
+      <w:pPr>
+        <w:tabs>
+          <w:tab w:val="num" w:pos="2127"/>
+        </w:tabs>
+        <w:ind w:start="2127" w:hanging="283"/>
+      </w:pPr>
+      <w:rPr>
+        <w:rFonts w:ascii="Symbol" w:hAnsi="Symbol" w:cs="Symbol" w:hint="default"/>
+      </w:rPr>
+    </w:lvl>
+    <w:lvl w:ilvl="3">
+      <w:start w:val="1"/>
+      <w:numFmt w:val="bullet"/>
+      <w:lvlText w:val=""/>
+      <w:lvlJc w:val="start"/>
+      <w:pPr>
+        <w:tabs>
+          <w:tab w:val="num" w:pos="2836"/>
+        </w:tabs>
+        <w:ind w:start="2836" w:hanging="283"/>
+      </w:pPr>
+      <w:rPr>
+        <w:rFonts w:ascii="Symbol" w:hAnsi="Symbol" w:cs="Symbol" w:hint="default"/>
+      </w:rPr>
+    </w:lvl>
+    <w:lvl w:ilvl="4">
+      <w:start w:val="1"/>
+      <w:numFmt w:val="bullet"/>
+      <w:lvlText w:val=""/>
+      <w:lvlJc w:val="start"/>
+      <w:pPr>
+        <w:tabs>
+          <w:tab w:val="num" w:pos="3545"/>
+        </w:tabs>
+        <w:ind w:start="3545" w:hanging="283"/>
+      </w:pPr>
+      <w:rPr>
+        <w:rFonts w:ascii="Symbol" w:hAnsi="Symbol" w:cs="Symbol" w:hint="default"/>
+      </w:rPr>
+    </w:lvl>
+    <w:lvl w:ilvl="5">
+      <w:start w:val="1"/>
+      <w:numFmt w:val="bullet"/>
+      <w:lvlText w:val=""/>
+      <w:lvlJc w:val="start"/>
+      <w:pPr>
+        <w:tabs>
+          <w:tab w:val="num" w:pos="4254"/>
+        </w:tabs>
+        <w:ind w:start="4254" w:hanging="283"/>
+      </w:pPr>
+      <w:rPr>
+        <w:rFonts w:ascii="Symbol" w:hAnsi="Symbol" w:cs="Symbol" w:hint="default"/>
+      </w:rPr>
+    </w:lvl>
+    <w:lvl w:ilvl="6">
+      <w:start w:val="1"/>
+      <w:numFmt w:val="bullet"/>
+      <w:lvlText w:val=""/>
+      <w:lvlJc w:val="start"/>
+      <w:pPr>
+        <w:tabs>
+          <w:tab w:val="num" w:pos="4963"/>
+        </w:tabs>
+        <w:ind w:start="4963" w:hanging="283"/>
+      </w:pPr>
+      <w:rPr>
+        <w:rFonts w:ascii="Symbol" w:hAnsi="Symbol" w:cs="Symbol" w:hint="default"/>
+      </w:rPr>
+    </w:lvl>
+    <w:lvl w:ilvl="7">
+      <w:start w:val="1"/>
+      <w:numFmt w:val="bullet"/>
+      <w:lvlText w:val=""/>
+      <w:lvlJc w:val="start"/>
+      <w:pPr>
+        <w:tabs>
+          <w:tab w:val="num" w:pos="5672"/>
+        </w:tabs>
+        <w:ind w:start="5672" w:hanging="283"/>
+      </w:pPr>
+      <w:rPr>
+        <w:rFonts w:ascii="Symbol" w:hAnsi="Symbol" w:cs="Symbol" w:hint="default"/>
+      </w:rPr>
+    </w:lvl>
+    <w:lvl w:ilvl="8">
+      <w:start w:val="1"/>
+      <w:numFmt w:val="bullet"/>
+      <w:lvlText w:val=""/>
+      <w:lvlJc w:val="start"/>
+      <w:pPr>
+        <w:tabs>
+          <w:tab w:val="num" w:pos="6381"/>
+        </w:tabs>
+        <w:ind w:start="6381" w:hanging="283"/>
+      </w:pPr>
+      <w:rPr>
+        <w:rFonts w:ascii="Symbol" w:hAnsi="Symbol" w:cs="Symbol" w:hint="default"/>
+      </w:rPr>
+    </w:lvl>
+  </w:abstractNum>
+  <w:abstractNum w:abstractNumId="8">
+    <w:lvl w:ilvl="0">
+      <w:start w:val="1"/>
+      <w:numFmt w:val="bullet"/>
+      <w:lvlText w:val=""/>
+      <w:lvlJc w:val="start"/>
+      <w:pPr>
+        <w:tabs>
+          <w:tab w:val="num" w:pos="709"/>
+        </w:tabs>
+        <w:ind w:start="709" w:hanging="283"/>
+      </w:pPr>
+      <w:rPr>
+        <w:rFonts w:ascii="Symbol" w:hAnsi="Symbol" w:cs="Symbol" w:hint="default"/>
+      </w:rPr>
+    </w:lvl>
+    <w:lvl w:ilvl="1">
+      <w:start w:val="1"/>
+      <w:numFmt w:val="bullet"/>
+      <w:lvlText w:val=""/>
+      <w:lvlJc w:val="start"/>
+      <w:pPr>
+        <w:tabs>
+          <w:tab w:val="num" w:pos="1418"/>
+        </w:tabs>
+        <w:ind w:start="1418" w:hanging="283"/>
+      </w:pPr>
+      <w:rPr>
+        <w:rFonts w:ascii="Symbol" w:hAnsi="Symbol" w:cs="Symbol" w:hint="default"/>
+      </w:rPr>
+    </w:lvl>
+    <w:lvl w:ilvl="2">
+      <w:start w:val="1"/>
+      <w:numFmt w:val="bullet"/>
+      <w:lvlText w:val=""/>
+      <w:lvlJc w:val="start"/>
+      <w:pPr>
+        <w:tabs>
+          <w:tab w:val="num" w:pos="2127"/>
+        </w:tabs>
+        <w:ind w:start="2127" w:hanging="283"/>
+      </w:pPr>
+      <w:rPr>
+        <w:rFonts w:ascii="Symbol" w:hAnsi="Symbol" w:cs="Symbol" w:hint="default"/>
+      </w:rPr>
+    </w:lvl>
+    <w:lvl w:ilvl="3">
+      <w:start w:val="1"/>
+      <w:numFmt w:val="bullet"/>
+      <w:lvlText w:val=""/>
+      <w:lvlJc w:val="start"/>
+      <w:pPr>
+        <w:tabs>
+          <w:tab w:val="num" w:pos="2836"/>
+        </w:tabs>
+        <w:ind w:start="2836" w:hanging="283"/>
+      </w:pPr>
+      <w:rPr>
+        <w:rFonts w:ascii="Symbol" w:hAnsi="Symbol" w:cs="Symbol" w:hint="default"/>
+      </w:rPr>
+    </w:lvl>
+    <w:lvl w:ilvl="4">
+      <w:start w:val="1"/>
+      <w:numFmt w:val="bullet"/>
+      <w:lvlText w:val=""/>
+      <w:lvlJc w:val="start"/>
+      <w:pPr>
+        <w:tabs>
+          <w:tab w:val="num" w:pos="3545"/>
+        </w:tabs>
+        <w:ind w:start="3545" w:hanging="283"/>
+      </w:pPr>
+      <w:rPr>
+        <w:rFonts w:ascii="Symbol" w:hAnsi="Symbol" w:cs="Symbol" w:hint="default"/>
+      </w:rPr>
+    </w:lvl>
+    <w:lvl w:ilvl="5">
+      <w:start w:val="1"/>
+      <w:numFmt w:val="bullet"/>
+      <w:lvlText w:val=""/>
+      <w:lvlJc w:val="start"/>
+      <w:pPr>
+        <w:tabs>
+          <w:tab w:val="num" w:pos="4254"/>
+        </w:tabs>
+        <w:ind w:start="4254" w:hanging="283"/>
+      </w:pPr>
+      <w:rPr>
+        <w:rFonts w:ascii="Symbol" w:hAnsi="Symbol" w:cs="Symbol" w:hint="default"/>
+      </w:rPr>
+    </w:lvl>
+    <w:lvl w:ilvl="6">
+      <w:start w:val="1"/>
+      <w:numFmt w:val="bullet"/>
+      <w:lvlText w:val=""/>
+      <w:lvlJc w:val="start"/>
+      <w:pPr>
+        <w:tabs>
+          <w:tab w:val="num" w:pos="4963"/>
+        </w:tabs>
+        <w:ind w:start="4963" w:hanging="283"/>
+      </w:pPr>
+      <w:rPr>
+        <w:rFonts w:ascii="Symbol" w:hAnsi="Symbol" w:cs="Symbol" w:hint="default"/>
+      </w:rPr>
+    </w:lvl>
+    <w:lvl w:ilvl="7">
+      <w:start w:val="1"/>
+      <w:numFmt w:val="bullet"/>
+      <w:lvlText w:val=""/>
+      <w:lvlJc w:val="start"/>
+      <w:pPr>
+        <w:tabs>
+          <w:tab w:val="num" w:pos="5672"/>
+        </w:tabs>
+        <w:ind w:start="5672" w:hanging="283"/>
+      </w:pPr>
+      <w:rPr>
+        <w:rFonts w:ascii="Symbol" w:hAnsi="Symbol" w:cs="Symbol" w:hint="default"/>
+      </w:rPr>
+    </w:lvl>
+    <w:lvl w:ilvl="8">
+      <w:start w:val="1"/>
+      <w:numFmt w:val="bullet"/>
+      <w:lvlText w:val=""/>
+      <w:lvlJc w:val="start"/>
+      <w:pPr>
+        <w:tabs>
+          <w:tab w:val="num" w:pos="6381"/>
+        </w:tabs>
+        <w:ind w:start="6381" w:hanging="283"/>
+      </w:pPr>
+      <w:rPr>
+        <w:rFonts w:ascii="Symbol" w:hAnsi="Symbol" w:cs="Symbol" w:hint="default"/>
+      </w:rPr>
+    </w:lvl>
+  </w:abstractNum>
+  <w:abstractNum w:abstractNumId="9">
+    <w:lvl w:ilvl="0">
+      <w:start w:val="1"/>
+      <w:numFmt w:val="bullet"/>
+      <w:lvlText w:val=""/>
+      <w:lvlJc w:val="start"/>
+      <w:pPr>
+        <w:tabs>
+          <w:tab w:val="num" w:pos="709"/>
+        </w:tabs>
+        <w:ind w:start="709" w:hanging="283"/>
+      </w:pPr>
+      <w:rPr>
+        <w:rFonts w:ascii="Symbol" w:hAnsi="Symbol" w:cs="Symbol" w:hint="default"/>
+      </w:rPr>
+    </w:lvl>
+    <w:lvl w:ilvl="1">
+      <w:start w:val="1"/>
+      <w:numFmt w:val="bullet"/>
+      <w:lvlText w:val=""/>
+      <w:lvlJc w:val="start"/>
+      <w:pPr>
+        <w:tabs>
+          <w:tab w:val="num" w:pos="1418"/>
+        </w:tabs>
+        <w:ind w:start="1418" w:hanging="283"/>
+      </w:pPr>
+      <w:rPr>
+        <w:rFonts w:ascii="Symbol" w:hAnsi="Symbol" w:cs="Symbol" w:hint="default"/>
+      </w:rPr>
+    </w:lvl>
+    <w:lvl w:ilvl="2">
+      <w:start w:val="1"/>
+      <w:numFmt w:val="bullet"/>
+      <w:lvlText w:val=""/>
+      <w:lvlJc w:val="start"/>
+      <w:pPr>
+        <w:tabs>
+          <w:tab w:val="num" w:pos="2127"/>
+        </w:tabs>
+        <w:ind w:start="2127" w:hanging="283"/>
+      </w:pPr>
+      <w:rPr>
+        <w:rFonts w:ascii="Symbol" w:hAnsi="Symbol" w:cs="Symbol" w:hint="default"/>
+      </w:rPr>
+    </w:lvl>
+    <w:lvl w:ilvl="3">
+      <w:start w:val="1"/>
+      <w:numFmt w:val="bullet"/>
+      <w:lvlText w:val=""/>
+      <w:lvlJc w:val="start"/>
+      <w:pPr>
+        <w:tabs>
+          <w:tab w:val="num" w:pos="2836"/>
+        </w:tabs>
+        <w:ind w:start="2836" w:hanging="283"/>
+      </w:pPr>
+      <w:rPr>
+        <w:rFonts w:ascii="Symbol" w:hAnsi="Symbol" w:cs="Symbol" w:hint="default"/>
+      </w:rPr>
+    </w:lvl>
+    <w:lvl w:ilvl="4">
+      <w:start w:val="1"/>
+      <w:numFmt w:val="bullet"/>
+      <w:lvlText w:val=""/>
+      <w:lvlJc w:val="start"/>
+      <w:pPr>
+        <w:tabs>
+          <w:tab w:val="num" w:pos="3545"/>
+        </w:tabs>
+        <w:ind w:start="3545" w:hanging="283"/>
+      </w:pPr>
+      <w:rPr>
+        <w:rFonts w:ascii="Symbol" w:hAnsi="Symbol" w:cs="Symbol" w:hint="default"/>
+      </w:rPr>
+    </w:lvl>
+    <w:lvl w:ilvl="5">
+      <w:start w:val="1"/>
+      <w:numFmt w:val="bullet"/>
+      <w:lvlText w:val=""/>
+      <w:lvlJc w:val="start"/>
+      <w:pPr>
+        <w:tabs>
+          <w:tab w:val="num" w:pos="4254"/>
+        </w:tabs>
+        <w:ind w:start="4254" w:hanging="283"/>
+      </w:pPr>
+      <w:rPr>
+        <w:rFonts w:ascii="Symbol" w:hAnsi="Symbol" w:cs="Symbol" w:hint="default"/>
+      </w:rPr>
+    </w:lvl>
+    <w:lvl w:ilvl="6">
+      <w:start w:val="1"/>
+      <w:numFmt w:val="bullet"/>
+      <w:lvlText w:val=""/>
+      <w:lvlJc w:val="start"/>
+      <w:pPr>
+        <w:tabs>
+          <w:tab w:val="num" w:pos="4963"/>
+        </w:tabs>
+        <w:ind w:start="4963" w:hanging="283"/>
+      </w:pPr>
+      <w:rPr>
+        <w:rFonts w:ascii="Symbol" w:hAnsi="Symbol" w:cs="Symbol" w:hint="default"/>
+      </w:rPr>
+    </w:lvl>
+    <w:lvl w:ilvl="7">
+      <w:start w:val="1"/>
+      <w:numFmt w:val="bullet"/>
+      <w:lvlText w:val=""/>
+      <w:lvlJc w:val="start"/>
+      <w:pPr>
+        <w:tabs>
+          <w:tab w:val="num" w:pos="5672"/>
+        </w:tabs>
+        <w:ind w:start="5672" w:hanging="283"/>
+      </w:pPr>
+      <w:rPr>
+        <w:rFonts w:ascii="Symbol" w:hAnsi="Symbol" w:cs="Symbol" w:hint="default"/>
+      </w:rPr>
+    </w:lvl>
+    <w:lvl w:ilvl="8">
+      <w:start w:val="1"/>
+      <w:numFmt w:val="bullet"/>
+      <w:lvlText w:val=""/>
+      <w:lvlJc w:val="start"/>
+      <w:pPr>
+        <w:tabs>
+          <w:tab w:val="num" w:pos="6381"/>
+        </w:tabs>
+        <w:ind w:start="6381" w:hanging="283"/>
+      </w:pPr>
+      <w:rPr>
+        <w:rFonts w:ascii="Symbol" w:hAnsi="Symbol" w:cs="Symbol" w:hint="default"/>
+      </w:rPr>
+    </w:lvl>
+  </w:abstractNum>
+  <w:abstractNum w:abstractNumId="10">
+    <w:lvl w:ilvl="0">
+      <w:start w:val="1"/>
+      <w:numFmt w:val="bullet"/>
+      <w:lvlText w:val=""/>
+      <w:lvlJc w:val="start"/>
+      <w:pPr>
+        <w:tabs>
+          <w:tab w:val="num" w:pos="709"/>
+        </w:tabs>
+        <w:ind w:start="709" w:hanging="283"/>
+      </w:pPr>
+      <w:rPr>
+        <w:rFonts w:ascii="Symbol" w:hAnsi="Symbol" w:cs="Symbol" w:hint="default"/>
+      </w:rPr>
+    </w:lvl>
+    <w:lvl w:ilvl="1">
+      <w:start w:val="1"/>
+      <w:numFmt w:val="bullet"/>
+      <w:lvlText w:val=""/>
+      <w:lvlJc w:val="start"/>
+      <w:pPr>
+        <w:tabs>
+          <w:tab w:val="num" w:pos="1418"/>
+        </w:tabs>
+        <w:ind w:start="1418" w:hanging="283"/>
+      </w:pPr>
+      <w:rPr>
+        <w:rFonts w:ascii="Symbol" w:hAnsi="Symbol" w:cs="Symbol" w:hint="default"/>
+      </w:rPr>
+    </w:lvl>
+    <w:lvl w:ilvl="2">
+      <w:start w:val="1"/>
+      <w:numFmt w:val="bullet"/>
+      <w:lvlText w:val=""/>
+      <w:lvlJc w:val="start"/>
+      <w:pPr>
+        <w:tabs>
+          <w:tab w:val="num" w:pos="2127"/>
+        </w:tabs>
+        <w:ind w:start="2127" w:hanging="283"/>
+      </w:pPr>
+      <w:rPr>
+        <w:rFonts w:ascii="Symbol" w:hAnsi="Symbol" w:cs="Symbol" w:hint="default"/>
+      </w:rPr>
+    </w:lvl>
+    <w:lvl w:ilvl="3">
+      <w:start w:val="1"/>
+      <w:numFmt w:val="bullet"/>
+      <w:lvlText w:val=""/>
+      <w:lvlJc w:val="start"/>
+      <w:pPr>
+        <w:tabs>
+          <w:tab w:val="num" w:pos="2836"/>
+        </w:tabs>
+        <w:ind w:start="2836" w:hanging="283"/>
+      </w:pPr>
+      <w:rPr>
+        <w:rFonts w:ascii="Symbol" w:hAnsi="Symbol" w:cs="Symbol" w:hint="default"/>
+      </w:rPr>
+    </w:lvl>
+    <w:lvl w:ilvl="4">
+      <w:start w:val="1"/>
+      <w:numFmt w:val="bullet"/>
+      <w:lvlText w:val=""/>
+      <w:lvlJc w:val="start"/>
+      <w:pPr>
+        <w:tabs>
+          <w:tab w:val="num" w:pos="3545"/>
+        </w:tabs>
+        <w:ind w:start="3545" w:hanging="283"/>
+      </w:pPr>
+      <w:rPr>
+        <w:rFonts w:ascii="Symbol" w:hAnsi="Symbol" w:cs="Symbol" w:hint="default"/>
+      </w:rPr>
+    </w:lvl>
+    <w:lvl w:ilvl="5">
+      <w:start w:val="1"/>
+      <w:numFmt w:val="bullet"/>
+      <w:lvlText w:val=""/>
+      <w:lvlJc w:val="start"/>
+      <w:pPr>
+        <w:tabs>
+          <w:tab w:val="num" w:pos="4254"/>
+        </w:tabs>
+        <w:ind w:start="4254" w:hanging="283"/>
+      </w:pPr>
+      <w:rPr>
+        <w:rFonts w:ascii="Symbol" w:hAnsi="Symbol" w:cs="Symbol" w:hint="default"/>
+      </w:rPr>
+    </w:lvl>
+    <w:lvl w:ilvl="6">
+      <w:start w:val="1"/>
+      <w:numFmt w:val="bullet"/>
+      <w:lvlText w:val=""/>
+      <w:lvlJc w:val="start"/>
+      <w:pPr>
+        <w:tabs>
+          <w:tab w:val="num" w:pos="4963"/>
+        </w:tabs>
+        <w:ind w:start="4963" w:hanging="283"/>
+      </w:pPr>
+      <w:rPr>
+        <w:rFonts w:ascii="Symbol" w:hAnsi="Symbol" w:cs="Symbol" w:hint="default"/>
+      </w:rPr>
+    </w:lvl>
+    <w:lvl w:ilvl="7">
+      <w:start w:val="1"/>
+      <w:numFmt w:val="bullet"/>
+      <w:lvlText w:val=""/>
+      <w:lvlJc w:val="start"/>
+      <w:pPr>
+        <w:tabs>
+          <w:tab w:val="num" w:pos="5672"/>
+        </w:tabs>
+        <w:ind w:start="5672" w:hanging="283"/>
+      </w:pPr>
+      <w:rPr>
+        <w:rFonts w:ascii="Symbol" w:hAnsi="Symbol" w:cs="Symbol" w:hint="default"/>
+      </w:rPr>
+    </w:lvl>
+    <w:lvl w:ilvl="8">
+      <w:start w:val="1"/>
+      <w:numFmt w:val="bullet"/>
+      <w:lvlText w:val=""/>
+      <w:lvlJc w:val="start"/>
+      <w:pPr>
+        <w:tabs>
+          <w:tab w:val="num" w:pos="6381"/>
+        </w:tabs>
+        <w:ind w:start="6381" w:hanging="283"/>
+      </w:pPr>
+      <w:rPr>
+        <w:rFonts w:ascii="Symbol" w:hAnsi="Symbol" w:cs="Symbol" w:hint="default"/>
+      </w:rPr>
+    </w:lvl>
+  </w:abstractNum>
+  <w:abstractNum w:abstractNumId="11">
+    <w:lvl w:ilvl="0">
+      <w:start w:val="1"/>
+      <w:numFmt w:val="bullet"/>
+      <w:lvlText w:val=""/>
+      <w:lvlJc w:val="start"/>
+      <w:pPr>
+        <w:tabs>
+          <w:tab w:val="num" w:pos="709"/>
+        </w:tabs>
+        <w:ind w:start="709" w:hanging="283"/>
+      </w:pPr>
+      <w:rPr>
+        <w:rFonts w:ascii="Symbol" w:hAnsi="Symbol" w:cs="Symbol" w:hint="default"/>
+      </w:rPr>
+    </w:lvl>
+    <w:lvl w:ilvl="1">
+      <w:start w:val="1"/>
+      <w:numFmt w:val="bullet"/>
+      <w:lvlText w:val=""/>
+      <w:lvlJc w:val="start"/>
+      <w:pPr>
+        <w:tabs>
+          <w:tab w:val="num" w:pos="1418"/>
+        </w:tabs>
+        <w:ind w:start="1418" w:hanging="283"/>
+      </w:pPr>
+      <w:rPr>
+        <w:rFonts w:ascii="Symbol" w:hAnsi="Symbol" w:cs="Symbol" w:hint="default"/>
+      </w:rPr>
+    </w:lvl>
+    <w:lvl w:ilvl="2">
+      <w:start w:val="1"/>
+      <w:numFmt w:val="bullet"/>
+      <w:lvlText w:val=""/>
+      <w:lvlJc w:val="start"/>
+      <w:pPr>
+        <w:tabs>
+          <w:tab w:val="num" w:pos="2127"/>
+        </w:tabs>
+        <w:ind w:start="2127" w:hanging="283"/>
+      </w:pPr>
+      <w:rPr>
+        <w:rFonts w:ascii="Symbol" w:hAnsi="Symbol" w:cs="Symbol" w:hint="default"/>
+      </w:rPr>
+    </w:lvl>
+    <w:lvl w:ilvl="3">
+      <w:start w:val="1"/>
+      <w:numFmt w:val="bullet"/>
+      <w:lvlText w:val=""/>
+      <w:lvlJc w:val="start"/>
+      <w:pPr>
+        <w:tabs>
+          <w:tab w:val="num" w:pos="2836"/>
+        </w:tabs>
+        <w:ind w:start="2836" w:hanging="283"/>
+      </w:pPr>
+      <w:rPr>
+        <w:rFonts w:ascii="Symbol" w:hAnsi="Symbol" w:cs="Symbol" w:hint="default"/>
+      </w:rPr>
+    </w:lvl>
+    <w:lvl w:ilvl="4">
+      <w:start w:val="1"/>
+      <w:numFmt w:val="bullet"/>
+      <w:lvlText w:val=""/>
+      <w:lvlJc w:val="start"/>
+      <w:pPr>
+        <w:tabs>
+          <w:tab w:val="num" w:pos="3545"/>
+        </w:tabs>
+        <w:ind w:start="3545" w:hanging="283"/>
+      </w:pPr>
+      <w:rPr>
+        <w:rFonts w:ascii="Symbol" w:hAnsi="Symbol" w:cs="Symbol" w:hint="default"/>
+      </w:rPr>
+    </w:lvl>
+    <w:lvl w:ilvl="5">
+      <w:start w:val="1"/>
+      <w:numFmt w:val="bullet"/>
+      <w:lvlText w:val=""/>
+      <w:lvlJc w:val="start"/>
+      <w:pPr>
+        <w:tabs>
+          <w:tab w:val="num" w:pos="4254"/>
+        </w:tabs>
+        <w:ind w:start="4254" w:hanging="283"/>
+      </w:pPr>
+      <w:rPr>
+        <w:rFonts w:ascii="Symbol" w:hAnsi="Symbol" w:cs="Symbol" w:hint="default"/>
+      </w:rPr>
+    </w:lvl>
+    <w:lvl w:ilvl="6">
+      <w:start w:val="1"/>
+      <w:numFmt w:val="bullet"/>
+      <w:lvlText w:val=""/>
+      <w:lvlJc w:val="start"/>
+      <w:pPr>
+        <w:tabs>
+          <w:tab w:val="num" w:pos="4963"/>
+        </w:tabs>
+        <w:ind w:start="4963" w:hanging="283"/>
+      </w:pPr>
+      <w:rPr>
+        <w:rFonts w:ascii="Symbol" w:hAnsi="Symbol" w:cs="Symbol" w:hint="default"/>
+      </w:rPr>
+    </w:lvl>
+    <w:lvl w:ilvl="7">
+      <w:start w:val="1"/>
+      <w:numFmt w:val="bullet"/>
+      <w:lvlText w:val=""/>
+      <w:lvlJc w:val="start"/>
+      <w:pPr>
+        <w:tabs>
+          <w:tab w:val="num" w:pos="5672"/>
+        </w:tabs>
+        <w:ind w:start="5672" w:hanging="283"/>
+      </w:pPr>
+      <w:rPr>
+        <w:rFonts w:ascii="Symbol" w:hAnsi="Symbol" w:cs="Symbol" w:hint="default"/>
+      </w:rPr>
+    </w:lvl>
+    <w:lvl w:ilvl="8">
+      <w:start w:val="1"/>
+      <w:numFmt w:val="bullet"/>
+      <w:lvlText w:val=""/>
+      <w:lvlJc w:val="start"/>
+      <w:pPr>
+        <w:tabs>
+          <w:tab w:val="num" w:pos="6381"/>
+        </w:tabs>
+        <w:ind w:start="6381" w:hanging="283"/>
+      </w:pPr>
+      <w:rPr>
+        <w:rFonts w:ascii="Symbol" w:hAnsi="Symbol" w:cs="Symbol" w:hint="default"/>
+      </w:rPr>
+    </w:lvl>
+  </w:abstractNum>
   <w:num w:numId="1">
     <w:abstractNumId w:val="1"/>
   </w:num>
@@ -935,6 +2713,27 @@
   </w:num>
   <w:num w:numId="4">
     <w:abstractNumId w:val="4"/>
+  </w:num>
+  <w:num w:numId="5">
+    <w:abstractNumId w:val="5"/>
+  </w:num>
+  <w:num w:numId="6">
+    <w:abstractNumId w:val="6"/>
+  </w:num>
+  <w:num w:numId="7">
+    <w:abstractNumId w:val="7"/>
+  </w:num>
+  <w:num w:numId="8">
+    <w:abstractNumId w:val="8"/>
+  </w:num>
+  <w:num w:numId="9">
+    <w:abstractNumId w:val="9"/>
+  </w:num>
+  <w:num w:numId="10">
+    <w:abstractNumId w:val="10"/>
+  </w:num>
+  <w:num w:numId="11">
+    <w:abstractNumId w:val="11"/>
   </w:num>
 </w:numbering>
 </file>
